--- a/Task 1/i230549_B_AI_Changes_Analysis.docx
+++ b/Task 1/i230549_B_AI_Changes_Analysis.docx
@@ -271,6 +271,33 @@
     <w:p>
       <w:r>
         <w:t>The AI generated website was generated in about 5 minutes with very minor fixes needed, even that AI fixed.</w:t>
+      </w:r>
+    </w:p>
+    <w:p/>
+    <w:p>
+      <w:pPr>
+        <w:rPr>
+          <w:b/>
+          <w:bCs/>
+        </w:rPr>
+      </w:pPr>
+      <w:r>
+        <w:rPr>
+          <w:b/>
+          <w:bCs/>
+        </w:rPr>
+        <w:t>Prompt:</w:t>
+      </w:r>
+    </w:p>
+    <w:p>
+      <w:r>
+        <w:t>Can you make this site more aesthetically pleasing, just use simple HTML and an external CSS file. You can also use bootstrap.</w:t>
+      </w:r>
+    </w:p>
+    <w:p/>
+    <w:p>
+      <w:r>
+        <w:t>The pictures are very large and going outside of the viewport, can you please fix that.</w:t>
       </w:r>
     </w:p>
     <w:sectPr>

--- a/Task 1/i230549_B_AI_Changes_Analysis.docx
+++ b/Task 1/i230549_B_AI_Changes_Analysis.docx
@@ -22,6 +22,18 @@
           <w:u w:val="single"/>
         </w:rPr>
         <w:t>AI Changes Analysis</w:t>
+      </w:r>
+    </w:p>
+    <w:p>
+      <w:r>
+        <w:rPr>
+          <w:b/>
+          <w:bCs/>
+        </w:rPr>
+        <w:t xml:space="preserve">Github: </w:t>
+      </w:r>
+      <w:r>
+        <w:t>https://github.com/MustafaAhsanKhan/Web-Programming</w:t>
       </w:r>
     </w:p>
     <w:p>
